--- a/thesis/docx/chapter04_uncertainty.docx
+++ b/thesis/docx/chapter04_uncertainty.docx
@@ -1953,7 +1953,7 @@
         <w:pStyle w:val="FirstParagraph"/>
       </w:pPr>
       <w:r>
-        <w:t xml:space="preserve">Measured on 10,000 held-out compounds across the eight core classifiers</w:t>
+        <w:t xml:space="preserve">Measured on 8,803 held-out compounds across the eight core classifiers</w:t>
       </w:r>
       <w:r>
         <w:t xml:space="preserve"> </w:t>
@@ -1979,11 +1979,13 @@
         <w:tblLook w:firstRow="1" w:lastRow="0" w:firstColumn="0" w:lastColumn="0" w:noHBand="0" w:noVBand="0" w:val="0020"/>
       </w:tblPr>
       <w:tblGrid>
-        <w:gridCol w:w="1250"/>
-        <w:gridCol w:w="1667"/>
-        <w:gridCol w:w="1667"/>
-        <w:gridCol w:w="1667"/>
-        <w:gridCol w:w="1667"/>
+        <w:gridCol w:w="880"/>
+        <w:gridCol w:w="1173"/>
+        <w:gridCol w:w="1173"/>
+        <w:gridCol w:w="1173"/>
+        <w:gridCol w:w="1173"/>
+        <w:gridCol w:w="1173"/>
+        <w:gridCol w:w="1173"/>
       </w:tblGrid>
       <w:tr>
         <w:trPr>
@@ -2048,6 +2050,30 @@
             </w:r>
           </w:p>
         </w:tc>
+        <w:tc>
+          <w:tcPr/>
+          <w:p>
+            <w:pPr>
+              <w:pStyle w:val="Compact"/>
+              <w:jc w:val="right"/>
+            </w:pPr>
+            <w:r>
+              <w:t xml:space="preserve">Ambiguous</w:t>
+            </w:r>
+          </w:p>
+        </w:tc>
+        <w:tc>
+          <w:tcPr/>
+          <w:p>
+            <w:pPr>
+              <w:pStyle w:val="Compact"/>
+              <w:jc w:val="right"/>
+            </w:pPr>
+            <w:r>
+              <w:t xml:space="preserve">Empty</w:t>
+            </w:r>
+          </w:p>
+        </w:tc>
       </w:tr>
       <w:tr>
         <w:tc>
@@ -2069,7 +2095,7 @@
               <w:jc w:val="right"/>
             </w:pPr>
             <w:r>
-              <w:t xml:space="preserve">1,561</w:t>
+              <w:t xml:space="preserve">781</w:t>
             </w:r>
           </w:p>
         </w:tc>
@@ -2093,56 +2119,7 @@
               <w:jc w:val="right"/>
             </w:pPr>
             <w:r>
-              <w:t xml:space="preserve">0.904</w:t>
-            </w:r>
-          </w:p>
-        </w:tc>
-        <w:tc>
-          <w:tcPr/>
-          <w:p>
-            <w:pPr>
-              <w:pStyle w:val="Compact"/>
-              <w:jc w:val="right"/>
-            </w:pPr>
-            <w:r>
-              <w:t xml:space="preserve">1.013</w:t>
-            </w:r>
-          </w:p>
-        </w:tc>
-      </w:tr>
-      <w:tr>
-        <w:tc>
-          <w:tcPr/>
-          <w:p>
-            <w:pPr>
-              <w:pStyle w:val="Compact"/>
-            </w:pPr>
-            <w:r>
-              <w:t xml:space="preserve">AChE</w:t>
-            </w:r>
-          </w:p>
-        </w:tc>
-        <w:tc>
-          <w:tcPr/>
-          <w:p>
-            <w:pPr>
-              <w:pStyle w:val="Compact"/>
-              <w:jc w:val="right"/>
-            </w:pPr>
-            <w:r>
-              <w:t xml:space="preserve">1,064</w:t>
-            </w:r>
-          </w:p>
-        </w:tc>
-        <w:tc>
-          <w:tcPr/>
-          <w:p>
-            <w:pPr>
-              <w:pStyle w:val="Compact"/>
-              <w:jc w:val="right"/>
-            </w:pPr>
-            <w:r>
-              <w:t xml:space="preserve">0.90</w:t>
+              <w:t xml:space="preserve">0.896</w:t>
             </w:r>
           </w:p>
         </w:tc>
@@ -2158,7 +2135,7 @@
                 <w:b/>
                 <w:bCs/>
               </w:rPr>
-              <w:t xml:space="preserve">0.921</w:t>
+              <w:t xml:space="preserve">1.215</w:t>
             </w:r>
           </w:p>
         </w:tc>
@@ -2170,7 +2147,19 @@
               <w:jc w:val="right"/>
             </w:pPr>
             <w:r>
-              <w:t xml:space="preserve">1.019</w:t>
+              <w:t xml:space="preserve">21.5%</w:t>
+            </w:r>
+          </w:p>
+        </w:tc>
+        <w:tc>
+          <w:tcPr/>
+          <w:p>
+            <w:pPr>
+              <w:pStyle w:val="Compact"/>
+              <w:jc w:val="right"/>
+            </w:pPr>
+            <w:r>
+              <w:t xml:space="preserve">0%</w:t>
             </w:r>
           </w:p>
         </w:tc>
@@ -2183,7 +2172,7 @@
               <w:pStyle w:val="Compact"/>
             </w:pPr>
             <w:r>
-              <w:t xml:space="preserve">BChE</w:t>
+              <w:t xml:space="preserve">AChE</w:t>
             </w:r>
           </w:p>
         </w:tc>
@@ -2195,190 +2184,7 @@
               <w:jc w:val="right"/>
             </w:pPr>
             <w:r>
-              <w:t xml:space="preserve">678</w:t>
-            </w:r>
-          </w:p>
-        </w:tc>
-        <w:tc>
-          <w:tcPr/>
-          <w:p>
-            <w:pPr>
-              <w:pStyle w:val="Compact"/>
-              <w:jc w:val="right"/>
-            </w:pPr>
-            <w:r>
-              <w:t xml:space="preserve">0.90</w:t>
-            </w:r>
-          </w:p>
-        </w:tc>
-        <w:tc>
-          <w:tcPr/>
-          <w:p>
-            <w:pPr>
-              <w:pStyle w:val="Compact"/>
-              <w:jc w:val="right"/>
-            </w:pPr>
-            <w:r>
-              <w:t xml:space="preserve">0.917</w:t>
-            </w:r>
-          </w:p>
-        </w:tc>
-        <w:tc>
-          <w:tcPr/>
-          <w:p>
-            <w:pPr>
-              <w:pStyle w:val="Compact"/>
-              <w:jc w:val="right"/>
-            </w:pPr>
-            <w:r>
-              <w:t xml:space="preserve">1.009</w:t>
-            </w:r>
-          </w:p>
-        </w:tc>
-      </w:tr>
-      <w:tr>
-        <w:tc>
-          <w:tcPr/>
-          <w:p>
-            <w:pPr>
-              <w:pStyle w:val="Compact"/>
-            </w:pPr>
-            <w:r>
-              <w:t xml:space="preserve">BACE1</w:t>
-            </w:r>
-          </w:p>
-        </w:tc>
-        <w:tc>
-          <w:tcPr/>
-          <w:p>
-            <w:pPr>
-              <w:pStyle w:val="Compact"/>
-              <w:jc w:val="right"/>
-            </w:pPr>
-            <w:r>
-              <w:t xml:space="preserve">1,793</w:t>
-            </w:r>
-          </w:p>
-        </w:tc>
-        <w:tc>
-          <w:tcPr/>
-          <w:p>
-            <w:pPr>
-              <w:pStyle w:val="Compact"/>
-              <w:jc w:val="right"/>
-            </w:pPr>
-            <w:r>
-              <w:t xml:space="preserve">0.90</w:t>
-            </w:r>
-          </w:p>
-        </w:tc>
-        <w:tc>
-          <w:tcPr/>
-          <w:p>
-            <w:pPr>
-              <w:pStyle w:val="Compact"/>
-              <w:jc w:val="right"/>
-            </w:pPr>
-            <w:r>
-              <w:t xml:space="preserve">0.906</w:t>
-            </w:r>
-          </w:p>
-        </w:tc>
-        <w:tc>
-          <w:tcPr/>
-          <w:p>
-            <w:pPr>
-              <w:pStyle w:val="Compact"/>
-              <w:jc w:val="right"/>
-            </w:pPr>
-            <w:r>
-              <w:t xml:space="preserve">1.007</w:t>
-            </w:r>
-          </w:p>
-        </w:tc>
-      </w:tr>
-      <w:tr>
-        <w:tc>
-          <w:tcPr/>
-          <w:p>
-            <w:pPr>
-              <w:pStyle w:val="Compact"/>
-            </w:pPr>
-            <w:r>
-              <w:t xml:space="preserve">GSK-3β</w:t>
-            </w:r>
-          </w:p>
-        </w:tc>
-        <w:tc>
-          <w:tcPr/>
-          <w:p>
-            <w:pPr>
-              <w:pStyle w:val="Compact"/>
-              <w:jc w:val="right"/>
-            </w:pPr>
-            <w:r>
-              <w:t xml:space="preserve">1,128</w:t>
-            </w:r>
-          </w:p>
-        </w:tc>
-        <w:tc>
-          <w:tcPr/>
-          <w:p>
-            <w:pPr>
-              <w:pStyle w:val="Compact"/>
-              <w:jc w:val="right"/>
-            </w:pPr>
-            <w:r>
-              <w:t xml:space="preserve">0.90</w:t>
-            </w:r>
-          </w:p>
-        </w:tc>
-        <w:tc>
-          <w:tcPr/>
-          <w:p>
-            <w:pPr>
-              <w:pStyle w:val="Compact"/>
-              <w:jc w:val="right"/>
-            </w:pPr>
-            <w:r>
-              <w:t xml:space="preserve">0.908</w:t>
-            </w:r>
-          </w:p>
-        </w:tc>
-        <w:tc>
-          <w:tcPr/>
-          <w:p>
-            <w:pPr>
-              <w:pStyle w:val="Compact"/>
-              <w:jc w:val="right"/>
-            </w:pPr>
-            <w:r>
-              <w:t xml:space="preserve">1.030</w:t>
-            </w:r>
-          </w:p>
-        </w:tc>
-      </w:tr>
-      <w:tr>
-        <w:tc>
-          <w:tcPr/>
-          <w:p>
-            <w:pPr>
-              <w:pStyle w:val="Compact"/>
-            </w:pPr>
-            <w:r>
-              <w:t xml:space="preserve">MAO-A</w:t>
-            </w:r>
-          </w:p>
-        </w:tc>
-        <w:tc>
-          <w:tcPr/>
-          <w:p>
-            <w:pPr>
-              <w:pStyle w:val="Compact"/>
-              <w:jc w:val="right"/>
-            </w:pPr>
-            <w:r>
-              <w:t xml:space="preserve">758</w:t>
+              <w:t xml:space="preserve">1,025</w:t>
             </w:r>
           </w:p>
         </w:tc>
@@ -2406,7 +2212,7 @@
                 <w:b/>
                 <w:bCs/>
               </w:rPr>
-              <w:t xml:space="preserve">0.889</w:t>
+              <w:t xml:space="preserve">0.933</w:t>
             </w:r>
           </w:p>
         </w:tc>
@@ -2418,7 +2224,31 @@
               <w:jc w:val="right"/>
             </w:pPr>
             <w:r>
-              <w:t xml:space="preserve">1.012</w:t>
+              <w:t xml:space="preserve">1.045</w:t>
+            </w:r>
+          </w:p>
+        </w:tc>
+        <w:tc>
+          <w:tcPr/>
+          <w:p>
+            <w:pPr>
+              <w:pStyle w:val="Compact"/>
+              <w:jc w:val="right"/>
+            </w:pPr>
+            <w:r>
+              <w:t xml:space="preserve">4.5%</w:t>
+            </w:r>
+          </w:p>
+        </w:tc>
+        <w:tc>
+          <w:tcPr/>
+          <w:p>
+            <w:pPr>
+              <w:pStyle w:val="Compact"/>
+              <w:jc w:val="right"/>
+            </w:pPr>
+            <w:r>
+              <w:t xml:space="preserve">0%</w:t>
             </w:r>
           </w:p>
         </w:tc>
@@ -2431,7 +2261,7 @@
               <w:pStyle w:val="Compact"/>
             </w:pPr>
             <w:r>
-              <w:t xml:space="preserve">MAO-B</w:t>
+              <w:t xml:space="preserve">BChE</w:t>
             </w:r>
           </w:p>
         </w:tc>
@@ -2443,7 +2273,7 @@
               <w:jc w:val="right"/>
             </w:pPr>
             <w:r>
-              <w:t xml:space="preserve">962</w:t>
+              <w:t xml:space="preserve">656</w:t>
             </w:r>
           </w:p>
         </w:tc>
@@ -2467,7 +2297,7 @@
               <w:jc w:val="right"/>
             </w:pPr>
             <w:r>
-              <w:t xml:space="preserve">0.899</w:t>
+              <w:t xml:space="preserve">0.905</w:t>
             </w:r>
           </w:p>
         </w:tc>
@@ -2479,7 +2309,31 @@
               <w:jc w:val="right"/>
             </w:pPr>
             <w:r>
-              <w:t xml:space="preserve">1.025</w:t>
+              <w:t xml:space="preserve">1.017</w:t>
+            </w:r>
+          </w:p>
+        </w:tc>
+        <w:tc>
+          <w:tcPr/>
+          <w:p>
+            <w:pPr>
+              <w:pStyle w:val="Compact"/>
+              <w:jc w:val="right"/>
+            </w:pPr>
+            <w:r>
+              <w:t xml:space="preserve">1.7%</w:t>
+            </w:r>
+          </w:p>
+        </w:tc>
+        <w:tc>
+          <w:tcPr/>
+          <w:p>
+            <w:pPr>
+              <w:pStyle w:val="Compact"/>
+              <w:jc w:val="right"/>
+            </w:pPr>
+            <w:r>
+              <w:t xml:space="preserve">0%</w:t>
             </w:r>
           </w:p>
         </w:tc>
@@ -2492,6 +2346,358 @@
               <w:pStyle w:val="Compact"/>
             </w:pPr>
             <w:r>
+              <w:t xml:space="preserve">BACE1</w:t>
+            </w:r>
+          </w:p>
+        </w:tc>
+        <w:tc>
+          <w:tcPr/>
+          <w:p>
+            <w:pPr>
+              <w:pStyle w:val="Compact"/>
+              <w:jc w:val="right"/>
+            </w:pPr>
+            <w:r>
+              <w:t xml:space="preserve">1,642</w:t>
+            </w:r>
+          </w:p>
+        </w:tc>
+        <w:tc>
+          <w:tcPr/>
+          <w:p>
+            <w:pPr>
+              <w:pStyle w:val="Compact"/>
+              <w:jc w:val="right"/>
+            </w:pPr>
+            <w:r>
+              <w:t xml:space="preserve">0.90</w:t>
+            </w:r>
+          </w:p>
+        </w:tc>
+        <w:tc>
+          <w:tcPr/>
+          <w:p>
+            <w:pPr>
+              <w:pStyle w:val="Compact"/>
+              <w:jc w:val="right"/>
+            </w:pPr>
+            <w:r>
+              <w:t xml:space="preserve">0.887</w:t>
+            </w:r>
+          </w:p>
+        </w:tc>
+        <w:tc>
+          <w:tcPr/>
+          <w:p>
+            <w:pPr>
+              <w:pStyle w:val="Compact"/>
+              <w:jc w:val="right"/>
+            </w:pPr>
+            <w:r>
+              <w:rPr>
+                <w:b/>
+                <w:bCs/>
+              </w:rPr>
+              <w:t xml:space="preserve">0.956</w:t>
+            </w:r>
+          </w:p>
+        </w:tc>
+        <w:tc>
+          <w:tcPr/>
+          <w:p>
+            <w:pPr>
+              <w:pStyle w:val="Compact"/>
+              <w:jc w:val="right"/>
+            </w:pPr>
+            <w:r>
+              <w:t xml:space="preserve">0%</w:t>
+            </w:r>
+          </w:p>
+        </w:tc>
+        <w:tc>
+          <w:tcPr/>
+          <w:p>
+            <w:pPr>
+              <w:pStyle w:val="Compact"/>
+              <w:jc w:val="right"/>
+            </w:pPr>
+            <w:r>
+              <w:rPr>
+                <w:b/>
+                <w:bCs/>
+              </w:rPr>
+              <w:t xml:space="preserve">4.4%</w:t>
+            </w:r>
+          </w:p>
+        </w:tc>
+      </w:tr>
+      <w:tr>
+        <w:tc>
+          <w:tcPr/>
+          <w:p>
+            <w:pPr>
+              <w:pStyle w:val="Compact"/>
+            </w:pPr>
+            <w:r>
+              <w:t xml:space="preserve">GSK-3β</w:t>
+            </w:r>
+          </w:p>
+        </w:tc>
+        <w:tc>
+          <w:tcPr/>
+          <w:p>
+            <w:pPr>
+              <w:pStyle w:val="Compact"/>
+              <w:jc w:val="right"/>
+            </w:pPr>
+            <w:r>
+              <w:t xml:space="preserve">1,088</w:t>
+            </w:r>
+          </w:p>
+        </w:tc>
+        <w:tc>
+          <w:tcPr/>
+          <w:p>
+            <w:pPr>
+              <w:pStyle w:val="Compact"/>
+              <w:jc w:val="right"/>
+            </w:pPr>
+            <w:r>
+              <w:t xml:space="preserve">0.90</w:t>
+            </w:r>
+          </w:p>
+        </w:tc>
+        <w:tc>
+          <w:tcPr/>
+          <w:p>
+            <w:pPr>
+              <w:pStyle w:val="Compact"/>
+              <w:jc w:val="right"/>
+            </w:pPr>
+            <w:r>
+              <w:rPr>
+                <w:b/>
+                <w:bCs/>
+              </w:rPr>
+              <w:t xml:space="preserve">0.876</w:t>
+            </w:r>
+          </w:p>
+        </w:tc>
+        <w:tc>
+          <w:tcPr/>
+          <w:p>
+            <w:pPr>
+              <w:pStyle w:val="Compact"/>
+              <w:jc w:val="right"/>
+            </w:pPr>
+            <w:r>
+              <w:t xml:space="preserve">0.991</w:t>
+            </w:r>
+          </w:p>
+        </w:tc>
+        <w:tc>
+          <w:tcPr/>
+          <w:p>
+            <w:pPr>
+              <w:pStyle w:val="Compact"/>
+              <w:jc w:val="right"/>
+            </w:pPr>
+            <w:r>
+              <w:t xml:space="preserve">0%</w:t>
+            </w:r>
+          </w:p>
+        </w:tc>
+        <w:tc>
+          <w:tcPr/>
+          <w:p>
+            <w:pPr>
+              <w:pStyle w:val="Compact"/>
+              <w:jc w:val="right"/>
+            </w:pPr>
+            <w:r>
+              <w:t xml:space="preserve">0.9%</w:t>
+            </w:r>
+          </w:p>
+        </w:tc>
+      </w:tr>
+      <w:tr>
+        <w:tc>
+          <w:tcPr/>
+          <w:p>
+            <w:pPr>
+              <w:pStyle w:val="Compact"/>
+            </w:pPr>
+            <w:r>
+              <w:t xml:space="preserve">MAO-A</w:t>
+            </w:r>
+          </w:p>
+        </w:tc>
+        <w:tc>
+          <w:tcPr/>
+          <w:p>
+            <w:pPr>
+              <w:pStyle w:val="Compact"/>
+              <w:jc w:val="right"/>
+            </w:pPr>
+            <w:r>
+              <w:t xml:space="preserve">717</w:t>
+            </w:r>
+          </w:p>
+        </w:tc>
+        <w:tc>
+          <w:tcPr/>
+          <w:p>
+            <w:pPr>
+              <w:pStyle w:val="Compact"/>
+              <w:jc w:val="right"/>
+            </w:pPr>
+            <w:r>
+              <w:t xml:space="preserve">0.90</w:t>
+            </w:r>
+          </w:p>
+        </w:tc>
+        <w:tc>
+          <w:tcPr/>
+          <w:p>
+            <w:pPr>
+              <w:pStyle w:val="Compact"/>
+              <w:jc w:val="right"/>
+            </w:pPr>
+            <w:r>
+              <w:t xml:space="preserve">0.888</w:t>
+            </w:r>
+          </w:p>
+        </w:tc>
+        <w:tc>
+          <w:tcPr/>
+          <w:p>
+            <w:pPr>
+              <w:pStyle w:val="Compact"/>
+              <w:jc w:val="right"/>
+            </w:pPr>
+            <w:r>
+              <w:t xml:space="preserve">1.006</w:t>
+            </w:r>
+          </w:p>
+        </w:tc>
+        <w:tc>
+          <w:tcPr/>
+          <w:p>
+            <w:pPr>
+              <w:pStyle w:val="Compact"/>
+              <w:jc w:val="right"/>
+            </w:pPr>
+            <w:r>
+              <w:t xml:space="preserve">0.6%</w:t>
+            </w:r>
+          </w:p>
+        </w:tc>
+        <w:tc>
+          <w:tcPr/>
+          <w:p>
+            <w:pPr>
+              <w:pStyle w:val="Compact"/>
+              <w:jc w:val="right"/>
+            </w:pPr>
+            <w:r>
+              <w:t xml:space="preserve">0%</w:t>
+            </w:r>
+          </w:p>
+        </w:tc>
+      </w:tr>
+      <w:tr>
+        <w:tc>
+          <w:tcPr/>
+          <w:p>
+            <w:pPr>
+              <w:pStyle w:val="Compact"/>
+            </w:pPr>
+            <w:r>
+              <w:t xml:space="preserve">MAO-B</w:t>
+            </w:r>
+          </w:p>
+        </w:tc>
+        <w:tc>
+          <w:tcPr/>
+          <w:p>
+            <w:pPr>
+              <w:pStyle w:val="Compact"/>
+              <w:jc w:val="right"/>
+            </w:pPr>
+            <w:r>
+              <w:t xml:space="preserve">907</w:t>
+            </w:r>
+          </w:p>
+        </w:tc>
+        <w:tc>
+          <w:tcPr/>
+          <w:p>
+            <w:pPr>
+              <w:pStyle w:val="Compact"/>
+              <w:jc w:val="right"/>
+            </w:pPr>
+            <w:r>
+              <w:t xml:space="preserve">0.90</w:t>
+            </w:r>
+          </w:p>
+        </w:tc>
+        <w:tc>
+          <w:tcPr/>
+          <w:p>
+            <w:pPr>
+              <w:pStyle w:val="Compact"/>
+              <w:jc w:val="right"/>
+            </w:pPr>
+            <w:r>
+              <w:t xml:space="preserve">0.914</w:t>
+            </w:r>
+          </w:p>
+        </w:tc>
+        <w:tc>
+          <w:tcPr/>
+          <w:p>
+            <w:pPr>
+              <w:pStyle w:val="Compact"/>
+              <w:jc w:val="right"/>
+            </w:pPr>
+            <w:r>
+              <w:t xml:space="preserve">1.052</w:t>
+            </w:r>
+          </w:p>
+        </w:tc>
+        <w:tc>
+          <w:tcPr/>
+          <w:p>
+            <w:pPr>
+              <w:pStyle w:val="Compact"/>
+              <w:jc w:val="right"/>
+            </w:pPr>
+            <w:r>
+              <w:t xml:space="preserve">5.2%</w:t>
+            </w:r>
+          </w:p>
+        </w:tc>
+        <w:tc>
+          <w:tcPr/>
+          <w:p>
+            <w:pPr>
+              <w:pStyle w:val="Compact"/>
+              <w:jc w:val="right"/>
+            </w:pPr>
+            <w:r>
+              <w:t xml:space="preserve">0%</w:t>
+            </w:r>
+          </w:p>
+        </w:tc>
+      </w:tr>
+      <w:tr>
+        <w:tc>
+          <w:tcPr/>
+          <w:p>
+            <w:pPr>
+              <w:pStyle w:val="Compact"/>
+            </w:pPr>
+            <w:r>
               <w:t xml:space="preserve">hERG</w:t>
             </w:r>
           </w:p>
@@ -2504,7 +2710,7 @@
               <w:jc w:val="right"/>
             </w:pPr>
             <w:r>
-              <w:t xml:space="preserve">2,056</w:t>
+              <w:t xml:space="preserve">1,987</w:t>
             </w:r>
           </w:p>
         </w:tc>
@@ -2528,7 +2734,7 @@
               <w:jc w:val="right"/>
             </w:pPr>
             <w:r>
-              <w:t xml:space="preserve">0.904</w:t>
+              <w:t xml:space="preserve">0.903</w:t>
             </w:r>
           </w:p>
         </w:tc>
@@ -2540,7 +2746,31 @@
               <w:jc w:val="right"/>
             </w:pPr>
             <w:r>
-              <w:t xml:space="preserve">1.079</w:t>
+              <w:t xml:space="preserve">1.094</w:t>
+            </w:r>
+          </w:p>
+        </w:tc>
+        <w:tc>
+          <w:tcPr/>
+          <w:p>
+            <w:pPr>
+              <w:pStyle w:val="Compact"/>
+              <w:jc w:val="right"/>
+            </w:pPr>
+            <w:r>
+              <w:t xml:space="preserve">9.4%</w:t>
+            </w:r>
+          </w:p>
+        </w:tc>
+        <w:tc>
+          <w:tcPr/>
+          <w:p>
+            <w:pPr>
+              <w:pStyle w:val="Compact"/>
+              <w:jc w:val="right"/>
+            </w:pPr>
+            <w:r>
+              <w:t xml:space="preserve">0%</w:t>
             </w:r>
           </w:p>
         </w:tc>
@@ -2551,83 +2781,67 @@
         <w:pStyle w:val="BodyText"/>
       </w:pPr>
       <w:r>
-        <w:t xml:space="preserve">Empirical coverage runs</w:t>
-      </w:r>
-      <w:r>
-        <w:t xml:space="preserve"> </w:t>
-      </w:r>
-      <w:r>
         <w:rPr>
           <w:b/>
           <w:bCs/>
         </w:rPr>
-        <w:t xml:space="preserve">0.889 to 0.921</w:t>
-      </w:r>
-      <w:r>
-        <w:t xml:space="preserve"> </w:t>
-      </w:r>
-      <w:r>
-        <w:t xml:space="preserve">against a 0.90 target.</w:t>
-      </w:r>
-      <w:r>
-        <w:t xml:space="preserve"> </w:t>
+        <w:t xml:space="preserve">These figures replace an earlier edition of this table, and the correction is larger than a</w:t>
       </w:r>
       <w:r>
         <w:rPr>
           <w:b/>
           <w:bCs/>
         </w:rPr>
-        <w:t xml:space="preserve">Six of the eight sit at or above</w:t>
+        <w:t xml:space="preserve"> </w:t>
       </w:r>
       <w:r>
         <w:rPr>
           <w:b/>
           <w:bCs/>
         </w:rPr>
-        <w:t xml:space="preserve"> </w:t>
-      </w:r>
-      <w:r>
-        <w:rPr>
-          <w:b/>
-          <w:bCs/>
-        </w:rPr>
-        <w:t xml:space="preserve">target.</w:t>
-      </w:r>
-      <w:r>
-        <w:t xml:space="preserve"> </w:t>
-      </w:r>
-      <w:r>
-        <w:t xml:space="preserve">The two that fall short are the monoamine oxidases: MAO-B at 0.899, one thousandth below,</w:t>
-      </w:r>
-      <w:r>
-        <w:t xml:space="preserve"> </w:t>
-      </w:r>
-      <w:r>
-        <w:t xml:space="preserve">and MAO-A at 0.889, eleven thousandths below on 758 test compounds. Neither shortfall is larger than</w:t>
-      </w:r>
-      <w:r>
-        <w:t xml:space="preserve"> </w:t>
-      </w:r>
-      <w:r>
-        <w:t xml:space="preserve">the sampling error at those set sizes, and the direction is worth noting rather than explaining away,</w:t>
-      </w:r>
-      <w:r>
-        <w:t xml:space="preserve"> </w:t>
-      </w:r>
-      <w:r>
-        <w:t xml:space="preserve">because MAO-A and MAO-B are also the two endpoints Chapter 8 records as degrading most under a</w:t>
-      </w:r>
-      <w:r>
-        <w:t xml:space="preserve"> </w:t>
-      </w:r>
-      <w:r>
-        <w:t xml:space="preserve">scaffold split. Conformal coverage is a guarantee under exchangeability, and these are the endpoints</w:t>
-      </w:r>
-      <w:r>
-        <w:t xml:space="preserve"> </w:t>
-      </w:r>
-      <w:r>
-        <w:t xml:space="preserve">whose chemistry is least scaffold-diverse.</w:t>
+        <w:t xml:space="preserve">rounding.</w:t>
+      </w:r>
+      <w:r>
+        <w:t xml:space="preserve"> </w:t>
+      </w:r>
+      <w:r>
+        <w:t xml:space="preserve">The analysis that produced the first version split the raw endpoint tables, where the</w:t>
+      </w:r>
+      <w:r>
+        <w:t xml:space="preserve"> </w:t>
+      </w:r>
+      <w:r>
+        <w:t xml:space="preserve">training code deduplicates on the feature vector first. Because the featuriser is stereo-blind,</w:t>
+      </w:r>
+      <w:r>
+        <w:t xml:space="preserve"> </w:t>
+      </w:r>
+      <w:r>
+        <w:t xml:space="preserve">stereoisomers and salt forms fold to byte-identical vectors, so the earlier split placed copies of one</w:t>
+      </w:r>
+      <w:r>
+        <w:t xml:space="preserve"> </w:t>
+      </w:r>
+      <w:r>
+        <w:t xml:space="preserve">compound on both sides and scored the model partly on rows it had memorised. The scale is visible in</w:t>
+      </w:r>
+      <w:r>
+        <w:t xml:space="preserve"> </w:t>
+      </w:r>
+      <w:r>
+        <w:t xml:space="preserve">the test-compound column: BBB was reported on 1,561 test compounds, a fifth of the 7,807 raw rows,</w:t>
+      </w:r>
+      <w:r>
+        <w:t xml:space="preserve"> </w:t>
+      </w:r>
+      <w:r>
+        <w:t xml:space="preserve">where the model is fitted on the 3,901 that survive deduplication, the figure Chapter 3 states.</w:t>
+      </w:r>
+      <w:r>
+        <w:t xml:space="preserve"> </w:t>
+      </w:r>
+      <w:r>
+        <w:t xml:space="preserve">Both numbers were in this thesis and nothing compared them.</w:t>
       </w:r>
     </w:p>
     <w:p>
@@ -2635,13 +2849,80 @@
         <w:pStyle w:val="BodyText"/>
       </w:pPr>
       <w:r>
-        <w:t xml:space="preserve">The uncertainty statement is nonetheless honest in the aggregate: when the server says the truth is in</w:t>
-      </w:r>
-      <w:r>
-        <w:t xml:space="preserve"> </w:t>
-      </w:r>
-      <w:r>
-        <w:t xml:space="preserve">the set nine times in ten, it is, to within about one part in a hundred.</w:t>
+        <w:t xml:space="preserve">Empirical coverage runs</w:t>
+      </w:r>
+      <w:r>
+        <w:t xml:space="preserve"> </w:t>
+      </w:r>
+      <w:r>
+        <w:rPr>
+          <w:b/>
+          <w:bCs/>
+        </w:rPr>
+        <w:t xml:space="preserve">0.876 to 0.933</w:t>
+      </w:r>
+      <w:r>
+        <w:t xml:space="preserve"> </w:t>
+      </w:r>
+      <w:r>
+        <w:t xml:space="preserve">against a 0.90 target, and</w:t>
+      </w:r>
+      <w:r>
+        <w:t xml:space="preserve"> </w:t>
+      </w:r>
+      <w:r>
+        <w:rPr>
+          <w:b/>
+          <w:bCs/>
+        </w:rPr>
+        <w:t xml:space="preserve">four of the eight sit at or</w:t>
+      </w:r>
+      <w:r>
+        <w:rPr>
+          <w:b/>
+          <w:bCs/>
+        </w:rPr>
+        <w:t xml:space="preserve"> </w:t>
+      </w:r>
+      <w:r>
+        <w:rPr>
+          <w:b/>
+          <w:bCs/>
+        </w:rPr>
+        <w:t xml:space="preserve">above it</w:t>
+      </w:r>
+      <w:r>
+        <w:t xml:space="preserve">, not six as the duplicated table suggested. Deduplication made the guarantee look worse</w:t>
+      </w:r>
+      <w:r>
+        <w:t xml:space="preserve"> </w:t>
+      </w:r>
+      <w:r>
+        <w:t xml:space="preserve">because the duplicates it removed were the easiest possible test rows. The lowest is GSK-3β at 0.876</w:t>
+      </w:r>
+      <w:r>
+        <w:t xml:space="preserve"> </w:t>
+      </w:r>
+      <w:r>
+        <w:t xml:space="preserve">and the highest AChE at 0.933; the spread is wider in both directions than before. The aggregate</w:t>
+      </w:r>
+      <w:r>
+        <w:t xml:space="preserve"> </w:t>
+      </w:r>
+      <w:r>
+        <w:t xml:space="preserve">statement survives, but it should now be made with a wider tolerance: when the server says the truth</w:t>
+      </w:r>
+      <w:r>
+        <w:t xml:space="preserve"> </w:t>
+      </w:r>
+      <w:r>
+        <w:t xml:space="preserve">is in the set nine times in ten, it is, to within about two or three parts in a hundred rather than</w:t>
+      </w:r>
+      <w:r>
+        <w:t xml:space="preserve"> </w:t>
+      </w:r>
+      <w:r>
+        <w:t xml:space="preserve">one.</w:t>
       </w:r>
     </w:p>
     <w:p>
@@ -2659,37 +2940,277 @@
           <w:b/>
           <w:bCs/>
         </w:rPr>
-        <w:t xml:space="preserve">mean set size runs 1.007 to 1.079</w:t>
-      </w:r>
-      <w:r>
-        <w:t xml:space="preserve"> </w:t>
-      </w:r>
-      <w:r>
-        <w:t xml:space="preserve">on a two-class problem, where 1.0 would mean every</w:t>
-      </w:r>
-      <w:r>
-        <w:t xml:space="preserve"> </w:t>
-      </w:r>
-      <w:r>
-        <w:t xml:space="preserve">prediction is a confident single label and 2.0 that none is. Between 0.7 and 7.9 per cent of</w:t>
-      </w:r>
-      <w:r>
-        <w:t xml:space="preserve"> </w:t>
-      </w:r>
-      <w:r>
-        <w:t xml:space="preserve">compounds therefore receive an ambiguous or empty set, hERG being the most equivocal at 1.079. Small</w:t>
-      </w:r>
-      <w:r>
-        <w:t xml:space="preserve"> </w:t>
-      </w:r>
-      <w:r>
-        <w:t xml:space="preserve">average set sizes are what make the guarantee useful rather than vacuous: a predictor that always</w:t>
-      </w:r>
-      <w:r>
-        <w:t xml:space="preserve"> </w:t>
-      </w:r>
-      <w:r>
-        <w:t xml:space="preserve">returned both classes would achieve perfect coverage and say nothing.</w:t>
+        <w:t xml:space="preserve">mean set size runs 0.956 to 1.215</w:t>
+      </w:r>
+      <w:r>
+        <w:t xml:space="preserve">, and the smallest figure is the one to look at, because a</w:t>
+      </w:r>
+      <w:r>
+        <w:t xml:space="preserve"> </w:t>
+      </w:r>
+      <w:r>
+        <w:t xml:space="preserve">mean below 1.0 is impossible if every prediction set is non-empty. On a two-class problem the mean is</w:t>
+      </w:r>
+    </w:p>
+    <w:p>
+      <w:pPr>
+        <w:pStyle w:val="SourceCode"/>
+      </w:pPr>
+      <w:r>
+        <w:rPr>
+          <w:rStyle w:val="VerbatimChar"/>
+        </w:rPr>
+        <w:t xml:space="preserve">1 + P(ambiguous) - P(empty)</w:t>
+      </w:r>
+    </w:p>
+    <w:p>
+      <w:pPr>
+        <w:pStyle w:val="FirstParagraph"/>
+      </w:pPr>
+      <w:r>
+        <w:t xml:space="preserve">so the excess over 1.0 is the ambiguous fraction</w:t>
+      </w:r>
+      <w:r>
+        <w:t xml:space="preserve"> </w:t>
+      </w:r>
+      <w:r>
+        <w:rPr>
+          <w:b/>
+          <w:bCs/>
+        </w:rPr>
+        <w:t xml:space="preserve">minus</w:t>
+      </w:r>
+      <w:r>
+        <w:t xml:space="preserve"> </w:t>
+      </w:r>
+      <w:r>
+        <w:t xml:space="preserve">the empty fraction, and the two move it in</w:t>
+      </w:r>
+      <w:r>
+        <w:t xml:space="preserve"> </w:t>
+      </w:r>
+      <w:r>
+        <w:t xml:space="preserve">opposite directions. An earlier edition of this section read that excess as the proportion receiving</w:t>
+      </w:r>
+      <w:r>
+        <w:t xml:space="preserve"> </w:t>
+      </w:r>
+      <w:r>
+        <w:t xml:space="preserve">“an ambiguous or empty set”</w:t>
+      </w:r>
+      <w:r>
+        <w:t xml:space="preserve">, which has the sign wrong on one of the two terms and is only valid when</w:t>
+      </w:r>
+      <w:r>
+        <w:t xml:space="preserve"> </w:t>
+      </w:r>
+      <w:r>
+        <w:t xml:space="preserve">no set is empty. Sets are empty: BACE1 returns nothing at all for</w:t>
+      </w:r>
+      <w:r>
+        <w:t xml:space="preserve"> </w:t>
+      </w:r>
+      <w:r>
+        <w:rPr>
+          <w:b/>
+          <w:bCs/>
+        </w:rPr>
+        <w:t xml:space="preserve">4.4 per cent</w:t>
+      </w:r>
+      <w:r>
+        <w:t xml:space="preserve"> </w:t>
+      </w:r>
+      <w:r>
+        <w:t xml:space="preserve">of compounds and</w:t>
+      </w:r>
+      <w:r>
+        <w:t xml:space="preserve"> </w:t>
+      </w:r>
+      <w:r>
+        <w:t xml:space="preserve">GSK-3β for 0.9 per cent, which is why BACE1’s mean of 0.956 sits below one. The two counts are now</w:t>
+      </w:r>
+      <w:r>
+        <w:t xml:space="preserve"> </w:t>
+      </w:r>
+      <w:r>
+        <w:t xml:space="preserve">recorded separately in the artefact rather than left to be inferred from the mean with the wrong sign.</w:t>
+      </w:r>
+    </w:p>
+    <w:p>
+      <w:pPr>
+        <w:pStyle w:val="BodyText"/>
+      </w:pPr>
+      <w:r>
+        <w:t xml:space="preserve">Read correctly, the ambiguity is concentrated rather than uniform. Six of the eight endpoints are</w:t>
+      </w:r>
+      <w:r>
+        <w:t xml:space="preserve"> </w:t>
+      </w:r>
+      <w:r>
+        <w:t xml:space="preserve">ambiguous on under six per cent of compounds, and</w:t>
+      </w:r>
+      <w:r>
+        <w:t xml:space="preserve"> </w:t>
+      </w:r>
+      <w:r>
+        <w:rPr>
+          <w:b/>
+          <w:bCs/>
+        </w:rPr>
+        <w:t xml:space="preserve">BBB is ambiguous on 21.5 per cent</w:t>
+      </w:r>
+      <w:r>
+        <w:t xml:space="preserve"> </w:t>
+      </w:r>
+      <w:r>
+        <w:t xml:space="preserve">while</w:t>
+      </w:r>
+      <w:r>
+        <w:t xml:space="preserve"> </w:t>
+      </w:r>
+      <w:r>
+        <w:t xml:space="preserve">returning no empty sets at all. That the barrier model is the least decisive of the eight matters more</w:t>
+      </w:r>
+      <w:r>
+        <w:t xml:space="preserve"> </w:t>
+      </w:r>
+      <w:r>
+        <w:t xml:space="preserve">than the number alone, because it multiplies every disease score, so its ambiguity propagates into all</w:t>
+      </w:r>
+      <w:r>
+        <w:t xml:space="preserve"> </w:t>
+      </w:r>
+      <w:r>
+        <w:t xml:space="preserve">sixteen conditions. Chapter 10 returns to this: it is the same component that H10 finds hardest to</w:t>
+      </w:r>
+      <w:r>
+        <w:t xml:space="preserve"> </w:t>
+      </w:r>
+      <w:r>
+        <w:t xml:space="preserve">justify against a descriptor rule, and the worst calibrated of the eight.</w:t>
+      </w:r>
+    </w:p>
+    <w:p>
+      <w:pPr>
+        <w:pStyle w:val="BodyText"/>
+      </w:pPr>
+      <w:r>
+        <w:t xml:space="preserve">An empty set is not a failure of the method. It is the conformal predictor declining to name either</w:t>
+      </w:r>
+      <w:r>
+        <w:t xml:space="preserve"> </w:t>
+      </w:r>
+      <w:r>
+        <w:t xml:space="preserve">class at 90 per cent confidence, which is the behaviour the guarantee is built to produce and is</w:t>
+      </w:r>
+      <w:r>
+        <w:t xml:space="preserve"> </w:t>
+      </w:r>
+      <w:r>
+        <w:t xml:space="preserve">strictly more useful than a coin-flip probability. It does mean that</w:t>
+      </w:r>
+      <w:r>
+        <w:t xml:space="preserve"> </w:t>
+      </w:r>
+      <w:r>
+        <w:t xml:space="preserve">“coverage”</w:t>
+      </w:r>
+      <w:r>
+        <w:t xml:space="preserve"> </w:t>
+      </w:r>
+      <w:r>
+        <w:t xml:space="preserve">and</w:t>
+      </w:r>
+      <w:r>
+        <w:t xml:space="preserve"> </w:t>
+      </w:r>
+      <w:r>
+        <w:t xml:space="preserve">“informativeness”</w:t>
+      </w:r>
+      <w:r>
+        <w:t xml:space="preserve"> </w:t>
+      </w:r>
+      <w:r>
+        <w:t xml:space="preserve">must be read together: a predictor that always returned both classes would achieve perfect coverage</w:t>
+      </w:r>
+      <w:r>
+        <w:t xml:space="preserve"> </w:t>
+      </w:r>
+      <w:r>
+        <w:t xml:space="preserve">and say nothing, and one that always returned the empty set would say nothing and cover nothing.</w:t>
+      </w:r>
+    </w:p>
+    <w:p>
+      <w:pPr>
+        <w:pStyle w:val="BodyText"/>
+      </w:pPr>
+      <w:r>
+        <w:rPr>
+          <w:b/>
+          <w:bCs/>
+        </w:rPr>
+        <w:t xml:space="preserve">Under a scaffold split, the same measurement is markedly less decisive</w:t>
+      </w:r>
+      <w:r>
+        <w:t xml:space="preserve"> </w:t>
+      </w:r>
+      <w:r>
+        <w:t xml:space="preserve">(</w:t>
+      </w:r>
+      <w:r>
+        <w:rPr>
+          <w:rStyle w:val="VerbatimChar"/>
+        </w:rPr>
+        <w:t xml:space="preserve">results/tables/rf_conformal_scaffold.csv</w:t>
+      </w:r>
+      <w:r>
+        <w:t xml:space="preserve">). Withholding whole Bemis-Murcko classes rather than</w:t>
+      </w:r>
+      <w:r>
+        <w:t xml:space="preserve"> </w:t>
+      </w:r>
+      <w:r>
+        <w:t xml:space="preserve">random rows, coverage runs 0.866 to 0.944 and mean set size 0.995 to 1.270, with BBB ambiguous on</w:t>
+      </w:r>
+      <w:r>
+        <w:t xml:space="preserve"> </w:t>
+      </w:r>
+      <w:r>
+        <w:rPr>
+          <w:b/>
+          <w:bCs/>
+        </w:rPr>
+        <w:t xml:space="preserve">27.0 per cent</w:t>
+      </w:r>
+      <w:r>
+        <w:t xml:space="preserve"> </w:t>
+      </w:r>
+      <w:r>
+        <w:t xml:space="preserve">of compounds against 21.5 on the random split, and AChE and MAO-A rising from 4.5</w:t>
+      </w:r>
+      <w:r>
+        <w:t xml:space="preserve"> </w:t>
+      </w:r>
+      <w:r>
+        <w:t xml:space="preserve">and 0.6 per cent to 19.0 and 26.6. This is the regime the server operates in, and the honest reading</w:t>
+      </w:r>
+      <w:r>
+        <w:t xml:space="preserve"> </w:t>
+      </w:r>
+      <w:r>
+        <w:t xml:space="preserve">is that roughly a quarter of barrier calls on unfamiliar chemistry are undecidable at 90 per cent</w:t>
+      </w:r>
+      <w:r>
+        <w:t xml:space="preserve"> </w:t>
+      </w:r>
+      <w:r>
+        <w:t xml:space="preserve">confidence. The random-split figures are reported first because they are the conventional estimate and</w:t>
+      </w:r>
+      <w:r>
+        <w:t xml:space="preserve"> </w:t>
+      </w:r>
+      <w:r>
+        <w:t xml:space="preserve">the one comparable with the published literature, not because they are the more relevant.</w:t>
       </w:r>
     </w:p>
     <w:p>

--- a/thesis/docx/chapter04_uncertainty.docx
+++ b/thesis/docx/chapter04_uncertainty.docx
@@ -3681,7 +3681,7 @@
               <w:jc w:val="right"/>
             </w:pPr>
             <w:r>
-              <w:t xml:space="preserve">0.5909</w:t>
+              <w:t xml:space="preserve">0.5658</w:t>
             </w:r>
           </w:p>
         </w:tc>
@@ -3705,7 +3705,7 @@
               <w:jc w:val="right"/>
             </w:pPr>
             <w:r>
-              <w:t xml:space="preserve">0.0072</w:t>
+              <w:t xml:space="preserve">0.0092</w:t>
             </w:r>
           </w:p>
         </w:tc>
@@ -3728,7 +3728,7 @@
               <w:jc w:val="right"/>
             </w:pPr>
             <w:r>
-              <w:t xml:space="preserve">0.3462</w:t>
+              <w:t xml:space="preserve">0.3456</w:t>
             </w:r>
           </w:p>
         </w:tc>
@@ -3765,7 +3765,7 @@
               <w:jc w:val="right"/>
             </w:pPr>
             <w:r>
-              <w:t xml:space="preserve">0.5224</w:t>
+              <w:t xml:space="preserve">0.5149</w:t>
             </w:r>
           </w:p>
         </w:tc>
@@ -3789,7 +3789,7 @@
               <w:jc w:val="right"/>
             </w:pPr>
             <w:r>
-              <w:t xml:space="preserve">0.0075</w:t>
+              <w:t xml:space="preserve">0.0093</w:t>
             </w:r>
           </w:p>
         </w:tc>
@@ -3812,7 +3812,7 @@
               <w:jc w:val="right"/>
             </w:pPr>
             <w:r>
-              <w:t xml:space="preserve">0.3179</w:t>
+              <w:t xml:space="preserve">0.3178</w:t>
             </w:r>
           </w:p>
         </w:tc>
@@ -3849,7 +3849,7 @@
               <w:jc w:val="right"/>
             </w:pPr>
             <w:r>
-              <w:t xml:space="preserve">0.4444</w:t>
+              <w:t xml:space="preserve">0.4390</w:t>
             </w:r>
           </w:p>
         </w:tc>
@@ -3873,7 +3873,7 @@
               <w:jc w:val="right"/>
             </w:pPr>
             <w:r>
-              <w:t xml:space="preserve">0.0171</w:t>
+              <w:t xml:space="preserve">0.0204</w:t>
             </w:r>
           </w:p>
         </w:tc>
@@ -3896,7 +3896,7 @@
               <w:jc w:val="right"/>
             </w:pPr>
             <w:r>
-              <w:t xml:space="preserve">0.2921</w:t>
+              <w:t xml:space="preserve">0.2916</w:t>
             </w:r>
           </w:p>
         </w:tc>
@@ -3957,7 +3957,7 @@
               <w:jc w:val="right"/>
             </w:pPr>
             <w:r>
-              <w:t xml:space="preserve">0.0536</w:t>
+              <w:t xml:space="preserve">0.0652</w:t>
             </w:r>
           </w:p>
         </w:tc>
@@ -3998,6 +3998,88 @@
         </w:tc>
       </w:tr>
     </w:tbl>
+    <w:p>
+      <w:pPr>
+        <w:pStyle w:val="BodyText"/>
+      </w:pPr>
+      <w:r>
+        <w:rPr>
+          <w:i/>
+          <w:iCs/>
+        </w:rPr>
+        <w:t xml:space="preserve">This table moved from the figures first computed for this chapter, for the same reason section 4.9</w:t>
+      </w:r>
+      <w:r>
+        <w:rPr>
+          <w:i/>
+          <w:iCs/>
+        </w:rPr>
+        <w:t xml:space="preserve"> </w:t>
+      </w:r>
+      <w:r>
+        <w:rPr>
+          <w:i/>
+          <w:iCs/>
+        </w:rPr>
+        <w:t xml:space="preserve">records: the</w:t>
+      </w:r>
+      <w:r>
+        <w:rPr>
+          <w:i/>
+          <w:iCs/>
+        </w:rPr>
+        <w:t xml:space="preserve"> </w:t>
+      </w:r>
+      <w:r>
+        <w:rPr>
+          <w:i/>
+          <w:iCs/>
+        </w:rPr>
+        <w:t xml:space="preserve">“unseen drugs”</w:t>
+      </w:r>
+      <w:r>
+        <w:rPr>
+          <w:i/>
+          <w:iCs/>
+        </w:rPr>
+        <w:t xml:space="preserve"> </w:t>
+      </w:r>
+      <w:r>
+        <w:rPr>
+          <w:i/>
+          <w:iCs/>
+        </w:rPr>
+        <w:t xml:space="preserve">comparator is the featuriser-corrected external set, and every row shifted</w:t>
+      </w:r>
+      <w:r>
+        <w:rPr>
+          <w:i/>
+          <w:iCs/>
+        </w:rPr>
+        <w:t xml:space="preserve"> </w:t>
+      </w:r>
+      <w:r>
+        <w:rPr>
+          <w:i/>
+          <w:iCs/>
+        </w:rPr>
+        <w:t xml:space="preserve">by the same small amount when it was recomputed against it. The comparison the table exists to make,</w:t>
+      </w:r>
+      <w:r>
+        <w:rPr>
+          <w:i/>
+          <w:iCs/>
+        </w:rPr>
+        <w:t xml:space="preserve"> </w:t>
+      </w:r>
+      <w:r>
+        <w:rPr>
+          <w:i/>
+          <w:iCs/>
+        </w:rPr>
+        <w:t xml:space="preserve">which measure separates best, is unaffected.</w:t>
+      </w:r>
+    </w:p>
     <w:p>
       <w:pPr>
         <w:pStyle w:val="BodyText"/>
@@ -4111,13 +4193,13 @@
         <w:t xml:space="preserve">results/tables/inversion_validation.csv</w:t>
       </w:r>
       <w:r>
-        <w:t xml:space="preserve">): median maximum similarity 0.59 for unseen drugs against</w:t>
-      </w:r>
-      <w:r>
-        <w:t xml:space="preserve"> </w:t>
-      </w:r>
-      <w:r>
-        <w:t xml:space="preserve">0.47 for non-drug-like chemistry, over 25 controls, one-sided Mann-Whitney p = 1.11 × 10⁻³.</w:t>
+        <w:t xml:space="preserve">): median maximum similarity 0.57 for unseen drugs against</w:t>
+      </w:r>
+      <w:r>
+        <w:t xml:space="preserve"> </w:t>
+      </w:r>
+      <w:r>
+        <w:t xml:space="preserve">0.47 for non-drug-like chemistry, over 25 controls, one-sided Mann-Whitney p = 1.82 × 10⁻³.</w:t>
       </w:r>
     </w:p>
     <w:p>
@@ -4143,7 +4225,43 @@
         <w:t xml:space="preserve"> </w:t>
       </w:r>
       <w:r>
-        <w:t xml:space="preserve">moved.</w:t>
+        <w:t xml:space="preserve">moved. The unseen-drug figure itself has since moved once more, from 0.59 to 0.57, for the same</w:t>
+      </w:r>
+      <w:r>
+        <w:t xml:space="preserve"> </w:t>
+      </w:r>
+      <w:r>
+        <w:t xml:space="preserve">reason Chapter 8 records for the external barrier AUROC: the check scores the</w:t>
+      </w:r>
+      <w:r>
+        <w:t xml:space="preserve"> </w:t>
+      </w:r>
+      <w:r>
+        <w:t xml:space="preserve">“unseen drugs”</w:t>
+      </w:r>
+      <w:r>
+        <w:t xml:space="preserve"> </w:t>
+      </w:r>
+      <w:r>
+        <w:t xml:space="preserve">set</w:t>
+      </w:r>
+      <w:r>
+        <w:t xml:space="preserve"> </w:t>
+      </w:r>
+      <w:r>
+        <w:t xml:space="preserve">after the featuriser’s neutralisation fix excluded compounds it could no longer distinguish from</w:t>
+      </w:r>
+      <w:r>
+        <w:t xml:space="preserve"> </w:t>
+      </w:r>
+      <w:r>
+        <w:t xml:space="preserve">training, which is the corrected 227-compound population rather than the earlier 241. The verdict is</w:t>
+      </w:r>
+      <w:r>
+        <w:t xml:space="preserve"> </w:t>
+      </w:r>
+      <w:r>
+        <w:t xml:space="preserve">unaffected.</w:t>
       </w:r>
     </w:p>
     <w:p>

--- a/thesis/docx/chapter04_uncertainty.docx
+++ b/thesis/docx/chapter04_uncertainty.docx
@@ -1772,7 +1772,7 @@
         <w:t xml:space="preserve"> </w:t>
       </w:r>
       <w:r>
-        <w:t xml:space="preserve">[14]</w:t>
+        <w:t xml:space="preserve">[27]</w:t>
       </w:r>
       <w:r>
         <w:t xml:space="preserve"> </w:t>
